--- a/Entregas/Sprint 1/Planejamento e Arquitetura/H1 - Definir arquitetura do sistema, stack tecnológica e repositório/PSP2 - S1T05 - Padrões de Código e Git Flow.docx
+++ b/Entregas/Sprint 1/Planejamento e Arquitetura/H1 - Definir arquitetura do sistema, stack tecnológica e repositório/PSP2 - S1T05 - Padrões de Código e Git Flow.docx
@@ -46,6 +46,62 @@
       </w:pPr>
       <w:r>
         <w:t xml:space="preserve"/>
+      </w:r>
+    </w:p>
+    <w:p>
+      <w:pPr>
+        <w:pStyle w:val="Heading2"/>
+        <w:spacing w:after="180" w:before="120"/>
+      </w:pPr>
+      <w:r>
+        <w:rPr>
+          <w:rFonts w:ascii="Arial" w:cs="Arial" w:eastAsia="Arial" w:hAnsi="Arial"/>
+          <w:b/>
+          <w:bCs/>
+          <w:color w:val="1F3864"/>
+          <w:sz w:val="28"/>
+          <w:szCs w:val="28"/>
+        </w:rPr>
+        <w:t xml:space="preserve">📖 Em palavras simples</w:t>
+      </w:r>
+    </w:p>
+    <w:p>
+      <w:pPr>
+        <w:spacing w:after="180"/>
+      </w:pPr>
+      <w:r>
+        <w:rPr>
+          <w:rFonts w:ascii="Arial" w:cs="Arial" w:eastAsia="Arial" w:hAnsi="Arial"/>
+          <w:sz w:val="22"/>
+          <w:szCs w:val="22"/>
+        </w:rPr>
+        <w:t xml:space="preserve">Quando 5 pessoas escrevem código no mesmo projeto, cada uma com um “jeito” diferente (alguns usam tab, outros espaço; alguns colocam vírgula no fim, outros não), o resultado é uma colcha de retalhos difícil de ler. Esse documento define um padrão único pra todo mundo seguir, mais um “fluxo” de como propor mudanças no código (Git flow).</w:t>
+      </w:r>
+    </w:p>
+    <w:p>
+      <w:pPr>
+        <w:spacing w:after="180"/>
+      </w:pPr>
+      <w:r>
+        <w:rPr>
+          <w:rFonts w:ascii="Arial" w:cs="Arial" w:eastAsia="Arial" w:hAnsi="Arial"/>
+          <w:sz w:val="22"/>
+          <w:szCs w:val="22"/>
+        </w:rPr>
+        <w:t xml:space="preserve">O padrão de código é aplicado automaticamente por ferramentas (Prettier, ESLint) — ninguém precisa decorar regra. O Git flow diz como criar uma “branch” (uma cópia isolada do código), como pedir revisão, e como mandar pra versão principal sem quebrar o que já funciona.</w:t>
+      </w:r>
+    </w:p>
+    <w:p>
+      <w:pPr>
+        <w:spacing w:after="180"/>
+      </w:pPr>
+      <w:r>
+        <w:rPr>
+          <w:rFonts w:ascii="Arial" w:cs="Arial" w:eastAsia="Arial" w:hAnsi="Arial"/>
+          <w:sz w:val="22"/>
+          <w:szCs w:val="22"/>
+        </w:rPr>
+        <w:t xml:space="preserve">Por que isso importa? Padronização barata economiza horas em revisão (revisor não perde tempo discutindo estilo) e evita conflitos chatos quando duas pessoas mexem na mesma parte do código. Com regra clara, o foco fica no que importa: a lógica do produto.</w:t>
       </w:r>
     </w:p>
     <w:p>
